--- a/docs/nmt-in-ua-onboarding-dev.docx
+++ b/docs/nmt-in-ua-onboarding-dev.docx
@@ -117,7 +117,7 @@
           <w:sz w:val="22"/>
           <w:szCs w:val="22"/>
         </w:rPr>
-        <w:t xml:space="preserve">Оновлено 5 вересня 2026.</w:t>
+        <w:t xml:space="preserve">Оновлено 8 вересня 2026.</w:t>
       </w:r>
     </w:p>
     <w:p>
@@ -1814,6 +1814,20 @@
           <w:szCs w:val="22"/>
         </w:rPr>
         <w:t xml:space="preserve"> не копіюй з інших ключів.</w:t>
+      </w:r>
+    </w:p>
+    <w:p>
+      <w:pPr>
+        <w:spacing w:after="140" w:line="276"/>
+      </w:pPr>
+      <w:r>
+        <w:rPr>
+          <w:rFonts w:ascii="Calibri" w:cs="Calibri" w:eastAsia="Calibri" w:hAnsi="Calibri"/>
+          <w:color w:val="1F2320"/>
+          <w:sz w:val="22"/>
+          <w:szCs w:val="22"/>
+        </w:rPr>
+        <w:t xml:space="preserve">Необов'язкові налаштування пулу (усі мають дефолти) описані в .env.example: DB_CONNECTION_LIMIT, DB_CONNECT_TIMEOUT_MS, DB_MAX_IDLE, DB_IDLE_TIMEOUT_MS, DB_PING_AFTER_IDLE_MS.</w:t>
       </w:r>
     </w:p>
     <w:p>
@@ -3439,16 +3453,16 @@
           <w:sz w:val="22"/>
           <w:szCs w:val="22"/>
         </w:rPr>
-        <w:t xml:space="preserve">requireUserId()</w:t>
-      </w:r>
-      <w:r>
-        <w:rPr>
-          <w:rFonts w:ascii="Calibri" w:cs="Calibri" w:eastAsia="Calibri" w:hAnsi="Calibri"/>
-          <w:color w:val="1F2320"/>
-          <w:sz w:val="22"/>
-          <w:szCs w:val="22"/>
-        </w:rPr>
-        <w:t xml:space="preserve">, ніколи з FormData. Інакше учень A побачить сесії учня B.</w:t>
+        <w:t xml:space="preserve">auth-модуля</w:t>
+      </w:r>
+      <w:r>
+        <w:rPr>
+          <w:rFonts w:ascii="Calibri" w:cs="Calibri" w:eastAsia="Calibri" w:hAnsi="Calibri"/>
+          <w:color w:val="1F2320"/>
+          <w:sz w:val="22"/>
+          <w:szCs w:val="22"/>
+        </w:rPr>
+        <w:t xml:space="preserve">, ніколи з FormData. Інакше учень A побачить сесії учня B. У «гарячих» діях тренажера (checkAnswer, skip, markSessionStarted, finish) беремо requireSessionUserId() — id з підписаної cookie, без запиту в app_users. Там, де потрібні ім'я чи роль, лишається requireUser() / requireUserId().</w:t>
       </w:r>
     </w:p>
     <w:p>
@@ -7805,6 +7819,31 @@
           <w:szCs w:val="22"/>
         </w:rPr>
         <w:t xml:space="preserve">, поки відповідь не перевірена або сесія не завершена. Перевірка завжди на сервері.</w:t>
+      </w:r>
+    </w:p>
+    <w:p>
+      <w:pPr>
+        <w:spacing w:after="140" w:line="276"/>
+      </w:pPr>
+      <w:r>
+        <w:rPr>
+          <w:rFonts w:ascii="Calibri" w:cs="Calibri" w:eastAsia="Calibri" w:hAnsi="Calibri"/>
+          <w:b/>
+          <w:bCs/>
+          <w:color w:val="1F2320"/>
+          <w:sz w:val="22"/>
+          <w:szCs w:val="22"/>
+        </w:rPr>
+        <w:t xml:space="preserve">Індекси.</w:t>
+      </w:r>
+      <w:r>
+        <w:rPr>
+          <w:rFonts w:ascii="Calibri" w:cs="Calibri" w:eastAsia="Calibri" w:hAnsi="Calibri"/>
+          <w:color w:val="1F2320"/>
+          <w:sz w:val="22"/>
+          <w:szCs w:val="22"/>
+        </w:rPr>
+        <w:t xml:space="preserve"> У legacy-таблиць їх майже немає: tasks2session має лише PRIMARY і guest_token, тож WHERE session_id = ? (кожне відкриття тренажера) — це full scan усієї таблиці мапінгів, яка росте з кожним пройденим тестом. Міграція scripts/sql/009_trainer_hot_path_indexes.sql додає tasks2session(session_id), tasks2session(user_id, session_id), task_sessions(user_id, session_status) і quiz_tasks(theme_id). Перед запуском — SHOW CREATE TABLE, бо ADD INDEX IF NOT EXISTS у MySQL немає. Застосована 08.09.2026: EXPLAIN на tasks2session пішов з type: ALL (405 рядків) на type: ref + Using index.</w:t>
       </w:r>
     </w:p>
     <w:p>
@@ -11747,7 +11786,7 @@
                 <w:sz w:val="18"/>
                 <w:szCs w:val="18"/>
               </w:rPr>
-              <w:t xml:space="preserve">, стилі TopicTrainer</w:t>
+              <w:t xml:space="preserve">, таблиця + print</w:t>
             </w:r>
           </w:p>
         </w:tc>
@@ -11805,7 +11844,7 @@
                 <w:sz w:val="18"/>
                 <w:szCs w:val="18"/>
               </w:rPr>
-              <w:t xml:space="preserve">Практика без ключа в DOM; друк через </w:t>
+              <w:t xml:space="preserve">Друкований тест по темі; банк problems, не quiz_tasks; ключ сховано; друк через </w:t>
             </w:r>
             <w:r>
               <w:rPr>

--- a/docs/nmt-in-ua-onboarding-dev.docx
+++ b/docs/nmt-in-ua-onboarding-dev.docx
@@ -7308,73 +7308,73 @@
                 <w:sz w:val="18"/>
                 <w:szCs w:val="18"/>
               </w:rPr>
-              <w:t xml:space="preserve">id</w:t>
-            </w:r>
-            <w:r>
-              <w:rPr>
-                <w:rFonts w:ascii="Calibri" w:cs="Calibri" w:eastAsia="Calibri" w:hAnsi="Calibri"/>
-                <w:b w:val="false"/>
-                <w:bCs w:val="false"/>
-                <w:color w:val="1F2320"/>
-                <w:sz w:val="18"/>
-                <w:szCs w:val="18"/>
-              </w:rPr>
-              <w:t xml:space="preserve">, </w:t>
-            </w:r>
-            <w:r>
-              <w:rPr>
-                <w:rFonts w:ascii="Calibri" w:cs="Calibri" w:eastAsia="Calibri" w:hAnsi="Calibri"/>
-                <w:b w:val="false"/>
-                <w:bCs w:val="false"/>
-                <w:color w:val="1F2320"/>
-                <w:sz w:val="18"/>
-                <w:szCs w:val="18"/>
-              </w:rPr>
-              <w:t xml:space="preserve">name</w:t>
-            </w:r>
-            <w:r>
-              <w:rPr>
-                <w:rFonts w:ascii="Calibri" w:cs="Calibri" w:eastAsia="Calibri" w:hAnsi="Calibri"/>
-                <w:b w:val="false"/>
-                <w:bCs w:val="false"/>
-                <w:color w:val="1F2320"/>
-                <w:sz w:val="18"/>
-                <w:szCs w:val="18"/>
-              </w:rPr>
-              <w:t xml:space="preserve">, </w:t>
-            </w:r>
-            <w:r>
-              <w:rPr>
-                <w:rFonts w:ascii="Calibri" w:cs="Calibri" w:eastAsia="Calibri" w:hAnsi="Calibri"/>
-                <w:b w:val="false"/>
-                <w:bCs w:val="false"/>
-                <w:color w:val="1F2320"/>
-                <w:sz w:val="18"/>
-                <w:szCs w:val="18"/>
-              </w:rPr>
-              <w:t xml:space="preserve">description</w:t>
-            </w:r>
-            <w:r>
-              <w:rPr>
-                <w:rFonts w:ascii="Calibri" w:cs="Calibri" w:eastAsia="Calibri" w:hAnsi="Calibri"/>
-                <w:b w:val="false"/>
-                <w:bCs w:val="false"/>
-                <w:color w:val="1F2320"/>
-                <w:sz w:val="18"/>
-                <w:szCs w:val="18"/>
-              </w:rPr>
-              <w:t xml:space="preserve">, </w:t>
-            </w:r>
-            <w:r>
-              <w:rPr>
-                <w:rFonts w:ascii="Calibri" w:cs="Calibri" w:eastAsia="Calibri" w:hAnsi="Calibri"/>
-                <w:b w:val="false"/>
-                <w:bCs w:val="false"/>
-                <w:color w:val="1F2320"/>
-                <w:sz w:val="18"/>
-                <w:szCs w:val="18"/>
-              </w:rPr>
-              <w:t xml:space="preserve">ord</w:t>
+              <w:t xml:space="preserve">id, code (unique, напр. ALG-08-QUAD-EQ — якір розділу підручника), name, description, ord</w:t>
+            </w:r>
+            <w:r>
+              <w:rPr>
+                <w:rFonts w:ascii="Calibri" w:cs="Calibri" w:eastAsia="Calibri" w:hAnsi="Calibri"/>
+                <w:b w:val="false"/>
+                <w:bCs w:val="false"/>
+                <w:color w:val="1F2320"/>
+                <w:sz w:val="18"/>
+                <w:szCs w:val="18"/>
+              </w:rPr>
+              <w:t xml:space="preserve"/>
+            </w:r>
+            <w:r>
+              <w:rPr>
+                <w:rFonts w:ascii="Calibri" w:cs="Calibri" w:eastAsia="Calibri" w:hAnsi="Calibri"/>
+                <w:b w:val="false"/>
+                <w:bCs w:val="false"/>
+                <w:color w:val="1F2320"/>
+                <w:sz w:val="18"/>
+                <w:szCs w:val="18"/>
+              </w:rPr>
+              <w:t xml:space="preserve"/>
+            </w:r>
+            <w:r>
+              <w:rPr>
+                <w:rFonts w:ascii="Calibri" w:cs="Calibri" w:eastAsia="Calibri" w:hAnsi="Calibri"/>
+                <w:b w:val="false"/>
+                <w:bCs w:val="false"/>
+                <w:color w:val="1F2320"/>
+                <w:sz w:val="18"/>
+                <w:szCs w:val="18"/>
+              </w:rPr>
+              <w:t xml:space="preserve"/>
+            </w:r>
+            <w:r>
+              <w:rPr>
+                <w:rFonts w:ascii="Calibri" w:cs="Calibri" w:eastAsia="Calibri" w:hAnsi="Calibri"/>
+                <w:b w:val="false"/>
+                <w:bCs w:val="false"/>
+                <w:color w:val="1F2320"/>
+                <w:sz w:val="18"/>
+                <w:szCs w:val="18"/>
+              </w:rPr>
+              <w:t xml:space="preserve"/>
+            </w:r>
+            <w:r>
+              <w:rPr>
+                <w:rFonts w:ascii="Calibri" w:cs="Calibri" w:eastAsia="Calibri" w:hAnsi="Calibri"/>
+                <w:b w:val="false"/>
+                <w:bCs w:val="false"/>
+                <w:color w:val="1F2320"/>
+                <w:sz w:val="18"/>
+                <w:szCs w:val="18"/>
+              </w:rPr>
+              <w:t xml:space="preserve"/>
+            </w:r>
+            <w:r>
+              <w:rPr>
+                <w:rFonts w:ascii="Calibri" w:cs="Calibri" w:eastAsia="Calibri" w:hAnsi="Calibri"/>
+                <w:b w:val="false"/>
+                <w:bCs w:val="false"/>
+                <w:color w:val="1F2320"/>
+                <w:sz w:val="18"/>
+                <w:szCs w:val="18"/>
+              </w:rPr>
+              <w:t xml:space="preserve"/>
             </w:r>
           </w:p>
         </w:tc>
@@ -7844,6 +7844,30 @@
           <w:szCs w:val="22"/>
         </w:rPr>
         <w:t xml:space="preserve"> У legacy-таблиць їх майже немає: tasks2session має лише PRIMARY і guest_token, тож WHERE session_id = ? (кожне відкриття тренажера) — це full scan усієї таблиці мапінгів, яка росте з кожним пройденим тестом. Міграція scripts/sql/009_trainer_hot_path_indexes.sql додає tasks2session(session_id), tasks2session(user_id, session_id), task_sessions(user_id, session_status) і quiz_tasks(theme_id). Перед запуском — SHOW CREATE TABLE, бо ADD INDEX IF NOT EXISTS у MySQL немає. Застосована 08.09.2026: EXPLAIN на tasks2session пішов з type: ALL (405 рядків) на type: ref + Using index.</w:t>
+      </w:r>
+    </w:p>
+    <w:p>
+      <w:pPr>
+        <w:spacing w:after="140" w:line="276"/>
+      </w:pPr>
+      <w:r>
+        <w:rPr>
+          <w:rFonts w:ascii="Calibri" w:cs="Calibri" w:eastAsia="Calibri" w:hAnsi="Calibri"/>
+          <w:b/>
+          <w:bCs/>
+          <w:color w:val="1F2320"/>
+          <w:sz w:val="22"/>
+          <w:szCs w:val="22"/>
+        </w:rPr>
+        <w:t xml:space="preserve">scripts/sql/010_theme_codes.sql додає themes.code (unique) і заповнює коди всім 23 темам — це якір розділу підручника (/materials/textbook#topic-&lt;code&gt;). Застосована 08.09.2026. Імпорт (content-import) колонку приймає опційно: немає коду в CSV/JSON — тема лишається без нього, а підручник показує «Матеріал готується». Нумерація міграцій розійшлась (два різні 008), тому підручник переїхав на 010; наступна вільна — 011.</w:t>
+      </w:r>
+      <w:r>
+        <w:rPr>
+          <w:rFonts w:ascii="Calibri" w:cs="Calibri" w:eastAsia="Calibri" w:hAnsi="Calibri"/>
+          <w:color w:val="1F2320"/>
+          <w:sz w:val="22"/>
+          <w:szCs w:val="22"/>
+        </w:rPr>
       </w:r>
     </w:p>
     <w:p>
@@ -9449,6 +9473,95 @@
               <w:bottom w:val="single" w:color="D2C7AE" w:sz="4"/>
               <w:right w:val="single" w:color="D2C7AE" w:sz="4"/>
             </w:tcBorders>
+            <w:shd w:fill="FDFBF4" w:val="clear"/>
+            <w:vAlign w:val="center"/>
+          </w:tcPr>
+          <w:p>
+            <w:pPr>
+              <w:spacing w:after="40" w:before="40"/>
+            </w:pPr>
+            <w:r>
+              <w:rPr>
+                <w:rFonts w:ascii="Calibri" w:cs="Calibri" w:eastAsia="Calibri" w:hAnsi="Calibri"/>
+                <w:b w:val="false"/>
+                <w:bCs w:val="false"/>
+                <w:color w:val="1F2320"/>
+                <w:sz w:val="18"/>
+                <w:szCs w:val="18"/>
+              </w:rPr>
+              <w:t xml:space="preserve">/materials/textbook</w:t>
+            </w:r>
+          </w:p>
+        </w:tc>
+        <w:tc>
+          <w:tcPr>
+            <w:tcW w:type="pct" w:w="33%"/>
+            <w:tcBorders>
+              <w:top w:val="single" w:color="D2C7AE" w:sz="4"/>
+              <w:left w:val="single" w:color="D2C7AE" w:sz="4"/>
+              <w:bottom w:val="single" w:color="D2C7AE" w:sz="4"/>
+              <w:right w:val="single" w:color="D2C7AE" w:sz="4"/>
+            </w:tcBorders>
+            <w:shd w:fill="FDFBF4" w:val="clear"/>
+            <w:vAlign w:val="center"/>
+          </w:tcPr>
+          <w:p>
+            <w:pPr>
+              <w:spacing w:after="40" w:before="40"/>
+            </w:pPr>
+            <w:r>
+              <w:rPr>
+                <w:rFonts w:ascii="Calibri" w:cs="Calibri" w:eastAsia="Calibri" w:hAnsi="Calibri"/>
+                <w:b w:val="false"/>
+                <w:bCs w:val="false"/>
+                <w:color w:val="1F2320"/>
+                <w:sz w:val="18"/>
+                <w:szCs w:val="18"/>
+              </w:rPr>
+              <w:t xml:space="preserve">Учень+</w:t>
+            </w:r>
+          </w:p>
+        </w:tc>
+        <w:tc>
+          <w:tcPr>
+            <w:tcW w:type="pct" w:w="33%"/>
+            <w:tcBorders>
+              <w:top w:val="single" w:color="D2C7AE" w:sz="4"/>
+              <w:left w:val="single" w:color="D2C7AE" w:sz="4"/>
+              <w:bottom w:val="single" w:color="D2C7AE" w:sz="4"/>
+              <w:right w:val="single" w:color="D2C7AE" w:sz="4"/>
+            </w:tcBorders>
+            <w:shd w:fill="FDFBF4" w:val="clear"/>
+            <w:vAlign w:val="center"/>
+          </w:tcPr>
+          <w:p>
+            <w:pPr>
+              <w:spacing w:after="40" w:before="40"/>
+            </w:pPr>
+            <w:r>
+              <w:rPr>
+                <w:rFonts w:ascii="Calibri" w:cs="Calibri" w:eastAsia="Calibri" w:hAnsi="Calibri"/>
+                <w:b w:val="false"/>
+                <w:bCs w:val="false"/>
+                <w:color w:val="1F2320"/>
+                <w:sz w:val="18"/>
+                <w:szCs w:val="18"/>
+              </w:rPr>
+              <w:t xml:space="preserve">Підручник: зміст + розділ на кожну тему БД, якір #topic-&lt;themes.code&gt;</w:t>
+            </w:r>
+          </w:p>
+        </w:tc>
+      </w:tr>
+      <w:tr>
+        <w:tc>
+          <w:tcPr>
+            <w:tcW w:type="pct" w:w="33%"/>
+            <w:tcBorders>
+              <w:top w:val="single" w:color="D2C7AE" w:sz="4"/>
+              <w:left w:val="single" w:color="D2C7AE" w:sz="4"/>
+              <w:bottom w:val="single" w:color="D2C7AE" w:sz="4"/>
+              <w:right w:val="single" w:color="D2C7AE" w:sz="4"/>
+            </w:tcBorders>
             <w:shd w:fill="EFE8D7" w:val="clear"/>
             <w:vAlign w:val="center"/>
           </w:tcPr>
@@ -11260,18 +11373,18 @@
                 <w:sz w:val="18"/>
                 <w:szCs w:val="18"/>
               </w:rPr>
-              <w:t xml:space="preserve">6.1 Підручник + </w:t>
-            </w:r>
-            <w:r>
-              <w:rPr>
-                <w:rFonts w:ascii="Calibri" w:cs="Calibri" w:eastAsia="Calibri" w:hAnsi="Calibri"/>
-                <w:b w:val="false"/>
-                <w:bCs w:val="false"/>
-                <w:color w:val="1F2320"/>
-                <w:sz w:val="18"/>
-                <w:szCs w:val="18"/>
-              </w:rPr>
-              <w:t xml:space="preserve">themes.code</w:t>
+              <w:t xml:space="preserve">6.1 Підручник + themes.code</w:t>
+            </w:r>
+            <w:r>
+              <w:rPr>
+                <w:rFonts w:ascii="Calibri" w:cs="Calibri" w:eastAsia="Calibri" w:hAnsi="Calibri"/>
+                <w:b w:val="false"/>
+                <w:bCs w:val="false"/>
+                <w:color w:val="1F2320"/>
+                <w:sz w:val="18"/>
+                <w:szCs w:val="18"/>
+              </w:rPr>
+              <w:t xml:space="preserve"/>
             </w:r>
           </w:p>
         </w:tc>
@@ -11300,51 +11413,51 @@
                 <w:sz w:val="18"/>
                 <w:szCs w:val="18"/>
               </w:rPr>
-              <w:t xml:space="preserve">src/content/learningMaterials</w:t>
-            </w:r>
-            <w:r>
-              <w:rPr>
-                <w:rFonts w:ascii="Calibri" w:cs="Calibri" w:eastAsia="Calibri" w:hAnsi="Calibri"/>
-                <w:b w:val="false"/>
-                <w:bCs w:val="false"/>
-                <w:color w:val="1F2320"/>
-                <w:sz w:val="18"/>
-                <w:szCs w:val="18"/>
-              </w:rPr>
-              <w:t xml:space="preserve">, </w:t>
-            </w:r>
-            <w:r>
-              <w:rPr>
-                <w:rFonts w:ascii="Calibri" w:cs="Calibri" w:eastAsia="Calibri" w:hAnsi="Calibri"/>
-                <w:b w:val="false"/>
-                <w:bCs w:val="false"/>
-                <w:color w:val="1F2320"/>
-                <w:sz w:val="18"/>
-                <w:szCs w:val="18"/>
-              </w:rPr>
-              <w:t xml:space="preserve">/materials</w:t>
-            </w:r>
-            <w:r>
-              <w:rPr>
-                <w:rFonts w:ascii="Calibri" w:cs="Calibri" w:eastAsia="Calibri" w:hAnsi="Calibri"/>
-                <w:b w:val="false"/>
-                <w:bCs w:val="false"/>
-                <w:color w:val="1F2320"/>
-                <w:sz w:val="18"/>
-                <w:szCs w:val="18"/>
-              </w:rPr>
-              <w:t xml:space="preserve">, імпорт </w:t>
-            </w:r>
-            <w:r>
-              <w:rPr>
-                <w:rFonts w:ascii="Calibri" w:cs="Calibri" w:eastAsia="Calibri" w:hAnsi="Calibri"/>
-                <w:b w:val="false"/>
-                <w:bCs w:val="false"/>
-                <w:color w:val="1F2320"/>
-                <w:sz w:val="18"/>
-                <w:szCs w:val="18"/>
-              </w:rPr>
-              <w:t xml:space="preserve">themes</w:t>
+              <w:t xml:space="preserve">src/content/learningMaterials, /materials, імпорт themes</w:t>
+            </w:r>
+            <w:r>
+              <w:rPr>
+                <w:rFonts w:ascii="Calibri" w:cs="Calibri" w:eastAsia="Calibri" w:hAnsi="Calibri"/>
+                <w:b w:val="false"/>
+                <w:bCs w:val="false"/>
+                <w:color w:val="1F2320"/>
+                <w:sz w:val="18"/>
+                <w:szCs w:val="18"/>
+              </w:rPr>
+              <w:t xml:space="preserve"/>
+            </w:r>
+            <w:r>
+              <w:rPr>
+                <w:rFonts w:ascii="Calibri" w:cs="Calibri" w:eastAsia="Calibri" w:hAnsi="Calibri"/>
+                <w:b w:val="false"/>
+                <w:bCs w:val="false"/>
+                <w:color w:val="1F2320"/>
+                <w:sz w:val="18"/>
+                <w:szCs w:val="18"/>
+              </w:rPr>
+              <w:t xml:space="preserve"/>
+            </w:r>
+            <w:r>
+              <w:rPr>
+                <w:rFonts w:ascii="Calibri" w:cs="Calibri" w:eastAsia="Calibri" w:hAnsi="Calibri"/>
+                <w:b w:val="false"/>
+                <w:bCs w:val="false"/>
+                <w:color w:val="1F2320"/>
+                <w:sz w:val="18"/>
+                <w:szCs w:val="18"/>
+              </w:rPr>
+              <w:t xml:space="preserve"/>
+            </w:r>
+            <w:r>
+              <w:rPr>
+                <w:rFonts w:ascii="Calibri" w:cs="Calibri" w:eastAsia="Calibri" w:hAnsi="Calibri"/>
+                <w:b w:val="false"/>
+                <w:bCs w:val="false"/>
+                <w:color w:val="1F2320"/>
+                <w:sz w:val="18"/>
+                <w:szCs w:val="18"/>
+              </w:rPr>
+              <w:t xml:space="preserve"/>
             </w:r>
           </w:p>
         </w:tc>
@@ -11402,7 +11515,7 @@
                 <w:sz w:val="18"/>
                 <w:szCs w:val="18"/>
               </w:rPr>
-              <w:t xml:space="preserve">Конспекти по класах лишити; TOC з якорями</w:t>
+              <w:t xml:space="preserve">✅ зроблено 08.09 (Марія, PR #60): /materials/textbook, конспекти по класах лишились, TOC з якорями</w:t>
             </w:r>
           </w:p>
         </w:tc>
